--- a/2026/KrDzU2026poz54.docx
+++ b/2026/KrDzU2026poz54.docx
@@ -4091,7 +4091,7 @@
         <w:sz w:val="18"/>
         <w:szCs w:val="18"/>
       </w:rPr>
-      <w:t>Kancelaria Senatu Krulestwa</w:t>
+      <w:t>Kancelaria Senatu Koronnego</w:t>
     </w:r>
     <w:r>
       <w:rPr>
